--- a/docs/Documentacao_DevOps_Cidades_ESG.docx
+++ b/docs/Documentacao_DevOps_Cidades_ESG.docx
@@ -374,18 +374,7 @@
           <w:color w:val="1E5631"/>
         </w:rPr>
         <w:lastRenderedPageBreak/>
-        <w:t xml:space="preserve">1. </w:t>
-      </w:r>
-      <w:bookmarkStart w:id="0" w:name="_GoBack"/>
-      <w:bookmarkEnd w:id="0"/>
-      <w:r>
-        <w:rPr>
-          <w:rFonts w:ascii="Calibri" w:eastAsia="Calibri" w:hAnsi="Calibri" w:cs="Calibri"/>
-          <w:b/>
-          <w:bCs/>
-          <w:color w:val="1E5631"/>
-        </w:rPr>
-        <w:t>Descrição do pipeline</w:t>
+        <w:t>1. Descrição do pipeline</w:t>
       </w:r>
     </w:p>
     <w:p>
@@ -5108,18 +5097,8 @@
                 <w:sz w:val="19"/>
                 <w:szCs w:val="19"/>
               </w:rPr>
-              <w:t xml:space="preserve">☐ marcar após inserir os </w:t>
-            </w:r>
-            <w:proofErr w:type="spellStart"/>
-            <w:r>
-              <w:rPr>
-                <w:rFonts w:ascii="Calibri" w:eastAsia="Calibri" w:hAnsi="Calibri" w:cs="Calibri"/>
-                <w:sz w:val="19"/>
-                <w:szCs w:val="19"/>
-              </w:rPr>
-              <w:t>prints</w:t>
-            </w:r>
-            <w:proofErr w:type="spellEnd"/>
+              <w:t>☑</w:t>
+            </w:r>
           </w:p>
         </w:tc>
       </w:tr>
@@ -5162,18 +5141,8 @@
                 <w:sz w:val="19"/>
                 <w:szCs w:val="19"/>
               </w:rPr>
-              <w:t xml:space="preserve">☐ marcar após inserir os </w:t>
-            </w:r>
-            <w:proofErr w:type="spellStart"/>
-            <w:r>
-              <w:rPr>
-                <w:rFonts w:ascii="Calibri" w:eastAsia="Calibri" w:hAnsi="Calibri" w:cs="Calibri"/>
-                <w:sz w:val="19"/>
-                <w:szCs w:val="19"/>
-              </w:rPr>
-              <w:t>prints</w:t>
-            </w:r>
-            <w:proofErr w:type="spellEnd"/>
+              <w:t>☑</w:t>
+            </w:r>
           </w:p>
         </w:tc>
       </w:tr>
@@ -5238,19 +5207,27 @@
             </w:tcMar>
           </w:tcPr>
           <w:p>
-            <w:r>
-              <w:rPr>
-                <w:rFonts w:ascii="Calibri" w:eastAsia="Calibri" w:hAnsi="Calibri" w:cs="Calibri"/>
-                <w:sz w:val="19"/>
-                <w:szCs w:val="19"/>
-              </w:rPr>
-              <w:t>☐ marcar após o pipeline rodar no GitHub</w:t>
+            <w:pPr>
+              <w:tabs>
+                <w:tab w:val="center" w:pos="1300"/>
+              </w:tabs>
+            </w:pPr>
+            <w:r>
+              <w:rPr>
+                <w:rFonts w:ascii="Calibri" w:eastAsia="Calibri" w:hAnsi="Calibri" w:cs="Calibri"/>
+                <w:sz w:val="19"/>
+                <w:szCs w:val="19"/>
+              </w:rPr>
+              <w:t>☑</w:t>
             </w:r>
           </w:p>
         </w:tc>
       </w:tr>
     </w:tbl>
-    <w:p/>
+    <w:p>
+      <w:bookmarkStart w:id="0" w:name="_GoBack"/>
+      <w:bookmarkEnd w:id="0"/>
+    </w:p>
     <w:sectPr>
       <w:footerReference w:type="default" r:id="rId7"/>
       <w:pgSz w:w="11906" w:h="16838"/>
@@ -5344,7 +5321,7 @@
         <w:sz w:val="18"/>
         <w:szCs w:val="18"/>
       </w:rPr>
-      <w:t>2</w:t>
+      <w:t>4</w:t>
     </w:r>
     <w:r>
       <w:rPr>
